--- a/templates/_Racine-Actifs/2026-03_Attestation-Domiciliation-Initiale_Template.docx
+++ b/templates/_Racine-Actifs/2026-03_Attestation-Domiciliation-Initiale_Template.docx
@@ -156,7 +156,7 @@
           <w:u w:val="double"/>
           <w:lang w:val="fr-FR"/>
         </w:rPr>
-        <w:t>({{ CONTRAT_FORME_JURIDIQUE }})</w:t>
+        <w:t>({{ SOCIETE_FORME_JURIDIQUE }})</w:t>
       </w:r>
     </w:p>
     <w:p>
@@ -519,7 +519,7 @@
           <w:szCs w:val="28"/>
           <w:lang w:val="fr-FR"/>
         </w:rPr>
-        <w:t>{{ DENOMINATION_SOCIALE }} {{ FORME_JURIDIQUE }}</w:t>
+        <w:t>{{ SOCIETE_RAISON_SOCIALE }} {{ SOCIETE_FORME_JURIDIQUE }}</w:t>
       </w:r>
       <w:r>
         <w:rPr>
@@ -572,7 +572,7 @@
           <w:szCs w:val="24"/>
           <w:lang w:val="fr-FR"/>
         </w:rPr>
-        <w:t xml:space="preserve">{{ NUMERO_ICE }} </w:t>
+        <w:t xml:space="preserve">{{ SOCIETE_ICE }} </w:t>
       </w:r>
       <w:r>
         <w:rPr>
@@ -671,7 +671,7 @@
           <w:szCs w:val="32"/>
           <w:lang w:val="fr-FR"/>
         </w:rPr>
-        <w:t xml:space="preserve">{{ DUREE_CONTRAT_MOIS }} </w:t>
+        <w:t xml:space="preserve">{{ CONTRAT_DUREE_MOIS }} </w:t>
       </w:r>
       <w:r>
         <w:rPr>
@@ -694,7 +694,7 @@
           <w:szCs w:val="32"/>
           <w:lang w:val="fr-FR"/>
         </w:rPr>
-        <w:t>{{ DATE_DEBUT_CONTRAT }}</w:t>
+        <w:t>{{ CONTRAT_DATE_DEBUT }}</w:t>
       </w:r>
       <w:r>
         <w:rPr>
@@ -729,7 +729,7 @@
           <w:szCs w:val="32"/>
           <w:lang w:val="fr-FR"/>
         </w:rPr>
-        <w:t>{{ DATE_FIN_CONTRAT }}</w:t>
+        <w:t>{{ CONTRAT_DATE_FIN }}</w:t>
       </w:r>
     </w:p>
     <w:p>
@@ -862,7 +862,7 @@
           <w:szCs w:val="24"/>
           <w:lang w:val="fr-FR"/>
         </w:rPr>
-        <w:t>{{ DATE_CONTRAT }}</w:t>
+        <w:t>{{ CONTRAT_DATE }}</w:t>
       </w:r>
     </w:p>
     <w:p>

--- a/templates/_Racine-Actifs/2026-03_Attestation-Domiciliation-Initiale_Template.docx
+++ b/templates/_Racine-Actifs/2026-03_Attestation-Domiciliation-Initiale_Template.docx
@@ -156,7 +156,7 @@
           <w:u w:val="double"/>
           <w:lang w:val="fr-FR"/>
         </w:rPr>
-        <w:t>({{ SOCIETE_FORME_JURIDIQUE }})</w:t>
+        <w:t>(_SOCIETE_FORME_JURIDIQUE_)</w:t>
       </w:r>
     </w:p>
     <w:p>
@@ -519,7 +519,7 @@
           <w:szCs w:val="28"/>
           <w:lang w:val="fr-FR"/>
         </w:rPr>
-        <w:t>{{ SOCIETE_RAISON_SOCIALE }} {{ SOCIETE_FORME_JURIDIQUE }}</w:t>
+        <w:t>_SOCIETE_RAISON_SOCIALE_ _SOCIETE_FORME_JURIDIQUE_</w:t>
       </w:r>
       <w:r>
         <w:rPr>
@@ -572,7 +572,7 @@
           <w:szCs w:val="24"/>
           <w:lang w:val="fr-FR"/>
         </w:rPr>
-        <w:t xml:space="preserve">{{ SOCIETE_ICE }} </w:t>
+        <w:t xml:space="preserve">_SOCIETE_ICE_ </w:t>
       </w:r>
       <w:r>
         <w:rPr>
@@ -671,7 +671,7 @@
           <w:szCs w:val="32"/>
           <w:lang w:val="fr-FR"/>
         </w:rPr>
-        <w:t xml:space="preserve">{{ CONTRAT_DUREE_MOIS }} </w:t>
+        <w:t xml:space="preserve">_CONTRAT_DUREE_MOIS_ </w:t>
       </w:r>
       <w:r>
         <w:rPr>
@@ -694,7 +694,7 @@
           <w:szCs w:val="32"/>
           <w:lang w:val="fr-FR"/>
         </w:rPr>
-        <w:t>{{ CONTRAT_DATE_DEBUT }}</w:t>
+        <w:t>_CONTRAT_DATE_DEBUT_</w:t>
       </w:r>
       <w:r>
         <w:rPr>
@@ -729,7 +729,7 @@
           <w:szCs w:val="32"/>
           <w:lang w:val="fr-FR"/>
         </w:rPr>
-        <w:t>{{ CONTRAT_DATE_FIN }}</w:t>
+        <w:t>_CONTRAT_DATE_FIN_</w:t>
       </w:r>
     </w:p>
     <w:p>
@@ -862,7 +862,7 @@
           <w:szCs w:val="24"/>
           <w:lang w:val="fr-FR"/>
         </w:rPr>
-        <w:t>{{ CONTRAT_DATE }}</w:t>
+        <w:t>_CONTRAT_DATE_</w:t>
       </w:r>
     </w:p>
     <w:p>
